--- a/tools/candidates/s1-oplata-za-raboty/09-vnutrennyaya-proverka.docx
+++ b/tools/candidates/s1-oplata-za-raboty/09-vnutrennyaya-proverka.docx
@@ -657,7 +657,7 @@
           </w:tcPr>
           <w:p>
             <w:r>
-              <w:t>Подписант Подрядчика имеет полномочия; указано основание</w:t>
+              <w:t>Подписант Субподрядчика имеет полномочия; указано основание</w:t>
             </w:r>
           </w:p>
         </w:tc>

--- a/tools/candidates/s1-oplata-za-raboty/09-vnutrennyaya-proverka.docx
+++ b/tools/candidates/s1-oplata-za-raboty/09-vnutrennyaya-proverka.docx
@@ -26,7 +26,7 @@
         <w:t xml:space="preserve">Важно, прочитайте до использования. </w:t>
       </w:r>
       <w:r>
-        <w:t>Это рабочий шаблон, а не юридическая консультация и не гарантия взыскания. Система рассчитана на одну ситуацию: работы приняты, задолженность и взаиморасчёты подтверждены документами, срок оплаты истёк. Приоритет всегда у условий вашего договора. Если заказчик удерживает оплату, заявляет зачёт, неустойку, недостатки или встречное требование, оспаривает подпись или объёмы, направил мотивированный отказ, работы сданы односторонним актом или есть признаки банкротства — это границы системы: откройте файл 01 и действуйте по строке своей границы. Ставок, сроков и размеров пошлин числом в тексте нет намеренно: они меняются, а файл сам не обновляется — берите их из названного источника на дату документа.</w:t>
+        <w:t>Это рабочий шаблон, а не юридическая консультация и не гарантия взыскания. Маршрут задолженности (шаги 6–12) рассчитан на одну ситуацию: работы приняты, задолженность и взаиморасчёты подтверждены документами, срок оплаты истёк; пока это не так, система ведёт к оформлению и сдаче работ. Приоритет всегда у условий вашего договора. Если заказчик удерживает оплату, заявляет зачёт, неустойку, недостатки или встречное требование, оспаривает подпись или объёмы, направил мотивированный отказ, работы сданы односторонним актом или есть признаки банкротства — это границы системы: откройте файл 01 и действуйте по строке своей границы. Ставок, сроков и размеров пошлин числом в тексте нет намеренно: они меняются, а файл сам не обновляется — берите их из названного источника на дату документа.</w:t>
       </w:r>
     </w:p>
     <w:p>
